--- a/Results/single_algorithm/NEMO/Summary_of_clinical_variables.docx
+++ b/Results/single_algorithm/NEMO/Summary_of_clinical_variables.docx
@@ -292,8 +292,7 @@
               <w:pStyle w:stlname="Normal" w:val="Normal"/>
             </w:pPr>
             <w:r>
-              <w:t>Subtype
-(%)</w:t>
+              <w:t>Subtype (%)</w:t>
             </w:r>
           </w:p>
         </w:tc>
@@ -1481,8 +1480,7 @@
               <w:pStyle w:stlname="Normal" w:val="Normal"/>
             </w:pPr>
             <w:r>
-              <w:t>vital
-status (%)</w:t>
+              <w:t>vital status (%)</w:t>
             </w:r>
           </w:p>
         </w:tc>
@@ -1878,128 +1876,127 @@
               <w:pStyle w:stlname="Normal" w:val="Normal"/>
             </w:pPr>
             <w:r>
-              <w:t>days to
-birth</w:t>
-            </w:r>
-          </w:p>
-        </w:tc>
-        <w:tc>
-          <w:p>
-            <w:pPr>
-              <w:pStyle w:stlname="Normal" w:val="Normal"/>
-            </w:pPr>
-            <w:r>
-              <w:t/>
-            </w:r>
-          </w:p>
-        </w:tc>
-        <w:tc>
-          <w:p>
-            <w:pPr>
-              <w:pStyle w:stlname="Normal" w:val="Normal"/>
-            </w:pPr>
-            <w:r>
-              <w:t>-21444.15 ± 4533.01</w:t>
-            </w:r>
-          </w:p>
-        </w:tc>
-        <w:tc>
-          <w:p>
-            <w:pPr>
-              <w:pStyle w:stlname="Normal" w:val="Normal"/>
-            </w:pPr>
-            <w:r>
-              <w:t>-20208.76 ± 4524.86</w:t>
-            </w:r>
-          </w:p>
-        </w:tc>
-        <w:tc>
-          <w:p>
-            <w:pPr>
-              <w:pStyle w:stlname="Normal" w:val="Normal"/>
-            </w:pPr>
-            <w:r>
-              <w:t>-20902.45 ± 5353.13</w:t>
-            </w:r>
-          </w:p>
-        </w:tc>
-        <w:tc>
-          <w:p>
-            <w:pPr>
-              <w:pStyle w:stlname="Normal" w:val="Normal"/>
-            </w:pPr>
-            <w:r>
-              <w:t>-20183.75 ± 7021.54</w:t>
-            </w:r>
-          </w:p>
-        </w:tc>
-        <w:tc>
-          <w:p>
-            <w:pPr>
-              <w:pStyle w:stlname="Normal" w:val="Normal"/>
-            </w:pPr>
-            <w:r>
-              <w:t>-22665.25 ± 3934.99</w:t>
-            </w:r>
-          </w:p>
-        </w:tc>
-        <w:tc>
-          <w:p>
-            <w:pPr>
-              <w:pStyle w:stlname="Normal" w:val="Normal"/>
-            </w:pPr>
-            <w:r>
-              <w:t>-23302.64 ± 7728.04</w:t>
-            </w:r>
-          </w:p>
-        </w:tc>
-        <w:tc>
-          <w:p>
-            <w:pPr>
-              <w:pStyle w:stlname="Normal" w:val="Normal"/>
-            </w:pPr>
-            <w:r>
-              <w:t>-22552.14 ± 3800.32</w:t>
-            </w:r>
-          </w:p>
-        </w:tc>
-        <w:tc>
-          <w:p>
-            <w:pPr>
-              <w:pStyle w:stlname="Normal" w:val="Normal"/>
-            </w:pPr>
-            <w:r>
-              <w:t>-22961.39 ± 4210.76</w:t>
-            </w:r>
-          </w:p>
-        </w:tc>
-        <w:tc>
-          <w:p>
-            <w:pPr>
-              <w:pStyle w:stlname="Normal" w:val="Normal"/>
-            </w:pPr>
-            <w:r>
-              <w:t>-22953.16 ± 4815.79</w:t>
-            </w:r>
-          </w:p>
-        </w:tc>
-        <w:tc>
-          <w:p>
-            <w:pPr>
-              <w:pStyle w:stlname="Normal" w:val="Normal"/>
-            </w:pPr>
-            <w:r>
-              <w:t> 0.050</w:t>
-            </w:r>
-          </w:p>
-        </w:tc>
-        <w:tc>
-          <w:p>
-            <w:pPr>
-              <w:pStyle w:stlname="Normal" w:val="Normal"/>
-            </w:pPr>
-            <w:r>
-              <w:t/>
+              <w:t>days to birth (median [IQR])</w:t>
+            </w:r>
+          </w:p>
+        </w:tc>
+        <w:tc>
+          <w:p>
+            <w:pPr>
+              <w:pStyle w:stlname="Normal" w:val="Normal"/>
+            </w:pPr>
+            <w:r>
+              <w:t/>
+            </w:r>
+          </w:p>
+        </w:tc>
+        <w:tc>
+          <w:p>
+            <w:pPr>
+              <w:pStyle w:stlname="Normal" w:val="Normal"/>
+            </w:pPr>
+            <w:r>
+              <w:t>-21356.00 [-24324.00, -17756.75]</w:t>
+            </w:r>
+          </w:p>
+        </w:tc>
+        <w:tc>
+          <w:p>
+            <w:pPr>
+              <w:pStyle w:stlname="Normal" w:val="Normal"/>
+            </w:pPr>
+            <w:r>
+              <w:t>-19621.50 [-23287.00, -17467.25]</w:t>
+            </w:r>
+          </w:p>
+        </w:tc>
+        <w:tc>
+          <w:p>
+            <w:pPr>
+              <w:pStyle w:stlname="Normal" w:val="Normal"/>
+            </w:pPr>
+            <w:r>
+              <w:t>-21301.50 [-25118.00, -16670.75]</w:t>
+            </w:r>
+          </w:p>
+        </w:tc>
+        <w:tc>
+          <w:p>
+            <w:pPr>
+              <w:pStyle w:stlname="Normal" w:val="Normal"/>
+            </w:pPr>
+            <w:r>
+              <w:t>-20174.50 [-26112.00, -14246.25]</w:t>
+            </w:r>
+          </w:p>
+        </w:tc>
+        <w:tc>
+          <w:p>
+            <w:pPr>
+              <w:pStyle w:stlname="Normal" w:val="Normal"/>
+            </w:pPr>
+            <w:r>
+              <w:t>-22115.50 [-25038.25, -19485.75]</w:t>
+            </w:r>
+          </w:p>
+        </w:tc>
+        <w:tc>
+          <w:p>
+            <w:pPr>
+              <w:pStyle w:stlname="Normal" w:val="Normal"/>
+            </w:pPr>
+            <w:r>
+              <w:t>-22966.00 [-30254.00, -18987.00]</w:t>
+            </w:r>
+          </w:p>
+        </w:tc>
+        <w:tc>
+          <w:p>
+            <w:pPr>
+              <w:pStyle w:stlname="Normal" w:val="Normal"/>
+            </w:pPr>
+            <w:r>
+              <w:t>-23266.00 [-24486.00, -21519.00]</w:t>
+            </w:r>
+          </w:p>
+        </w:tc>
+        <w:tc>
+          <w:p>
+            <w:pPr>
+              <w:pStyle w:stlname="Normal" w:val="Normal"/>
+            </w:pPr>
+            <w:r>
+              <w:t>-22416.00 [-25998.00, -20067.50]</w:t>
+            </w:r>
+          </w:p>
+        </w:tc>
+        <w:tc>
+          <w:p>
+            <w:pPr>
+              <w:pStyle w:stlname="Normal" w:val="Normal"/>
+            </w:pPr>
+            <w:r>
+              <w:t>-22340.00 [-25793.00, -19849.00]</w:t>
+            </w:r>
+          </w:p>
+        </w:tc>
+        <w:tc>
+          <w:p>
+            <w:pPr>
+              <w:pStyle w:stlname="Normal" w:val="Normal"/>
+            </w:pPr>
+            <w:r>
+              <w:t> 0.028</w:t>
+            </w:r>
+          </w:p>
+        </w:tc>
+        <w:tc>
+          <w:p>
+            <w:pPr>
+              <w:pStyle w:stlname="Normal" w:val="Normal"/>
+            </w:pPr>
+            <w:r>
+              <w:t>nonnorm</w:t>
             </w:r>
           </w:p>
         </w:tc>
@@ -2011,128 +2008,127 @@
               <w:pStyle w:stlname="Normal" w:val="Normal"/>
             </w:pPr>
             <w:r>
-              <w:t>days to
-death</w:t>
-            </w:r>
-          </w:p>
-        </w:tc>
-        <w:tc>
-          <w:p>
-            <w:pPr>
-              <w:pStyle w:stlname="Normal" w:val="Normal"/>
-            </w:pPr>
-            <w:r>
-              <w:t/>
-            </w:r>
-          </w:p>
-        </w:tc>
-        <w:tc>
-          <w:p>
-            <w:pPr>
-              <w:pStyle w:stlname="Normal" w:val="Normal"/>
-            </w:pPr>
-            <w:r>
-              <w:t>  1689.83 ± 1025.22</w:t>
-            </w:r>
-          </w:p>
-        </w:tc>
-        <w:tc>
-          <w:p>
-            <w:pPr>
-              <w:pStyle w:stlname="Normal" w:val="Normal"/>
-            </w:pPr>
-            <w:r>
-              <w:t>  1300.24 ± 1151.36</w:t>
-            </w:r>
-          </w:p>
-        </w:tc>
-        <w:tc>
-          <w:p>
-            <w:pPr>
-              <w:pStyle w:stlname="Normal" w:val="Normal"/>
-            </w:pPr>
-            <w:r>
-              <w:t>  2310.75 ± 1127.73</w:t>
-            </w:r>
-          </w:p>
-        </w:tc>
-        <w:tc>
-          <w:p>
-            <w:pPr>
-              <w:pStyle w:stlname="Normal" w:val="Normal"/>
-            </w:pPr>
-            <w:r>
-              <w:t>      NaN ± NA</w:t>
-            </w:r>
-          </w:p>
-        </w:tc>
-        <w:tc>
-          <w:p>
-            <w:pPr>
-              <w:pStyle w:stlname="Normal" w:val="Normal"/>
-            </w:pPr>
-            <w:r>
-              <w:t>  1891.67 ± 604.03</w:t>
-            </w:r>
-          </w:p>
-        </w:tc>
-        <w:tc>
-          <w:p>
-            <w:pPr>
-              <w:pStyle w:stlname="Normal" w:val="Normal"/>
-            </w:pPr>
-            <w:r>
-              <w:t>   266.00 ± NA</w:t>
-            </w:r>
-          </w:p>
-        </w:tc>
-        <w:tc>
-          <w:p>
-            <w:pPr>
-              <w:pStyle w:stlname="Normal" w:val="Normal"/>
-            </w:pPr>
-            <w:r>
-              <w:t>      NaN ± NA</w:t>
-            </w:r>
-          </w:p>
-        </w:tc>
-        <w:tc>
-          <w:p>
-            <w:pPr>
-              <w:pStyle w:stlname="Normal" w:val="Normal"/>
-            </w:pPr>
-            <w:r>
-              <w:t>   769.50 ± 572.05</w:t>
-            </w:r>
-          </w:p>
-        </w:tc>
-        <w:tc>
-          <w:p>
-            <w:pPr>
-              <w:pStyle w:stlname="Normal" w:val="Normal"/>
-            </w:pPr>
-            <w:r>
-              <w:t>  1004.29 ± 811.29</w:t>
-            </w:r>
-          </w:p>
-        </w:tc>
-        <w:tc>
-          <w:p>
-            <w:pPr>
-              <w:pStyle w:stlname="Normal" w:val="Normal"/>
-            </w:pPr>
-            <w:r>
-              <w:t>    NA</w:t>
-            </w:r>
-          </w:p>
-        </w:tc>
-        <w:tc>
-          <w:p>
-            <w:pPr>
-              <w:pStyle w:stlname="Normal" w:val="Normal"/>
-            </w:pPr>
-            <w:r>
-              <w:t/>
+              <w:t>days to death (median [IQR])</w:t>
+            </w:r>
+          </w:p>
+        </w:tc>
+        <w:tc>
+          <w:p>
+            <w:pPr>
+              <w:pStyle w:stlname="Normal" w:val="Normal"/>
+            </w:pPr>
+            <w:r>
+              <w:t/>
+            </w:r>
+          </w:p>
+        </w:tc>
+        <w:tc>
+          <w:p>
+            <w:pPr>
+              <w:pStyle w:stlname="Normal" w:val="Normal"/>
+            </w:pPr>
+            <w:r>
+              <w:t>  1683.50 [677.00, 2483.25]</w:t>
+            </w:r>
+          </w:p>
+        </w:tc>
+        <w:tc>
+          <w:p>
+            <w:pPr>
+              <w:pStyle w:stlname="Normal" w:val="Normal"/>
+            </w:pPr>
+            <w:r>
+              <w:t>   785.00 [524.00, 2192.00]</w:t>
+            </w:r>
+          </w:p>
+        </w:tc>
+        <w:tc>
+          <w:p>
+            <w:pPr>
+              <w:pStyle w:stlname="Normal" w:val="Normal"/>
+            </w:pPr>
+            <w:r>
+              <w:t>  2443.00 [1779.00, 2766.00]</w:t>
+            </w:r>
+          </w:p>
+        </w:tc>
+        <w:tc>
+          <w:p>
+            <w:pPr>
+              <w:pStyle w:stlname="Normal" w:val="Normal"/>
+            </w:pPr>
+            <w:r>
+              <w:t>       NA [NA, NA]</w:t>
+            </w:r>
+          </w:p>
+        </w:tc>
+        <w:tc>
+          <w:p>
+            <w:pPr>
+              <w:pStyle w:stlname="Normal" w:val="Normal"/>
+            </w:pPr>
+            <w:r>
+              <w:t>  1759.00 [1562.00, 2155.00]</w:t>
+            </w:r>
+          </w:p>
+        </w:tc>
+        <w:tc>
+          <w:p>
+            <w:pPr>
+              <w:pStyle w:stlname="Normal" w:val="Normal"/>
+            </w:pPr>
+            <w:r>
+              <w:t>   266.00 [266.00, 266.00]</w:t>
+            </w:r>
+          </w:p>
+        </w:tc>
+        <w:tc>
+          <w:p>
+            <w:pPr>
+              <w:pStyle w:stlname="Normal" w:val="Normal"/>
+            </w:pPr>
+            <w:r>
+              <w:t>       NA [NA, NA]</w:t>
+            </w:r>
+          </w:p>
+        </w:tc>
+        <w:tc>
+          <w:p>
+            <w:pPr>
+              <w:pStyle w:stlname="Normal" w:val="Normal"/>
+            </w:pPr>
+            <w:r>
+              <w:t>   769.50 [567.25, 971.75]</w:t>
+            </w:r>
+          </w:p>
+        </w:tc>
+        <w:tc>
+          <w:p>
+            <w:pPr>
+              <w:pStyle w:stlname="Normal" w:val="Normal"/>
+            </w:pPr>
+            <w:r>
+              <w:t>   959.00 [371.50, 1600.00]</w:t>
+            </w:r>
+          </w:p>
+        </w:tc>
+        <w:tc>
+          <w:p>
+            <w:pPr>
+              <w:pStyle w:stlname="Normal" w:val="Normal"/>
+            </w:pPr>
+            <w:r>
+              <w:t> 0.131</w:t>
+            </w:r>
+          </w:p>
+        </w:tc>
+        <w:tc>
+          <w:p>
+            <w:pPr>
+              <w:pStyle w:stlname="Normal" w:val="Normal"/>
+            </w:pPr>
+            <w:r>
+              <w:t>nonnorm</w:t>
             </w:r>
           </w:p>
         </w:tc>
@@ -2144,129 +2140,127 @@
               <w:pStyle w:stlname="Normal" w:val="Normal"/>
             </w:pPr>
             <w:r>
-              <w:t>days
-to last
-followup</w:t>
-            </w:r>
-          </w:p>
-        </w:tc>
-        <w:tc>
-          <w:p>
-            <w:pPr>
-              <w:pStyle w:stlname="Normal" w:val="Normal"/>
-            </w:pPr>
-            <w:r>
-              <w:t/>
-            </w:r>
-          </w:p>
-        </w:tc>
-        <w:tc>
-          <w:p>
-            <w:pPr>
-              <w:pStyle w:stlname="Normal" w:val="Normal"/>
-            </w:pPr>
-            <w:r>
-              <w:t>  1253.91 ± 1192.70</w:t>
-            </w:r>
-          </w:p>
-        </w:tc>
-        <w:tc>
-          <w:p>
-            <w:pPr>
-              <w:pStyle w:stlname="Normal" w:val="Normal"/>
-            </w:pPr>
-            <w:r>
-              <w:t>  1268.08 ± 1442.93</w:t>
-            </w:r>
-          </w:p>
-        </w:tc>
-        <w:tc>
-          <w:p>
-            <w:pPr>
-              <w:pStyle w:stlname="Normal" w:val="Normal"/>
-            </w:pPr>
-            <w:r>
-              <w:t>  1304.07 ± 1084.44</w:t>
-            </w:r>
-          </w:p>
-        </w:tc>
-        <w:tc>
-          <w:p>
-            <w:pPr>
-              <w:pStyle w:stlname="Normal" w:val="Normal"/>
-            </w:pPr>
-            <w:r>
-              <w:t>   782.67 ± 308.74</w:t>
-            </w:r>
-          </w:p>
-        </w:tc>
-        <w:tc>
-          <w:p>
-            <w:pPr>
-              <w:pStyle w:stlname="Normal" w:val="Normal"/>
-            </w:pPr>
-            <w:r>
-              <w:t>   797.73 ± 616.72</w:t>
-            </w:r>
-          </w:p>
-        </w:tc>
-        <w:tc>
-          <w:p>
-            <w:pPr>
-              <w:pStyle w:stlname="Normal" w:val="Normal"/>
-            </w:pPr>
-            <w:r>
-              <w:t>  1090.11 ± 1297.39</w:t>
-            </w:r>
-          </w:p>
-        </w:tc>
-        <w:tc>
-          <w:p>
-            <w:pPr>
-              <w:pStyle w:stlname="Normal" w:val="Normal"/>
-            </w:pPr>
-            <w:r>
-              <w:t>  1159.00 ± 583.55</w:t>
-            </w:r>
-          </w:p>
-        </w:tc>
-        <w:tc>
-          <w:p>
-            <w:pPr>
-              <w:pStyle w:stlname="Normal" w:val="Normal"/>
-            </w:pPr>
-            <w:r>
-              <w:t>  1108.33 ± 914.00</w:t>
-            </w:r>
-          </w:p>
-        </w:tc>
-        <w:tc>
-          <w:p>
-            <w:pPr>
-              <w:pStyle w:stlname="Normal" w:val="Normal"/>
-            </w:pPr>
-            <w:r>
-              <w:t>   918.27 ± 981.63</w:t>
-            </w:r>
-          </w:p>
-        </w:tc>
-        <w:tc>
-          <w:p>
-            <w:pPr>
-              <w:pStyle w:stlname="Normal" w:val="Normal"/>
-            </w:pPr>
-            <w:r>
-              <w:t> 0.195</w:t>
-            </w:r>
-          </w:p>
-        </w:tc>
-        <w:tc>
-          <w:p>
-            <w:pPr>
-              <w:pStyle w:stlname="Normal" w:val="Normal"/>
-            </w:pPr>
-            <w:r>
-              <w:t/>
+              <w:t>days to last followup (median [IQR])</w:t>
+            </w:r>
+          </w:p>
+        </w:tc>
+        <w:tc>
+          <w:p>
+            <w:pPr>
+              <w:pStyle w:stlname="Normal" w:val="Normal"/>
+            </w:pPr>
+            <w:r>
+              <w:t/>
+            </w:r>
+          </w:p>
+        </w:tc>
+        <w:tc>
+          <w:p>
+            <w:pPr>
+              <w:pStyle w:stlname="Normal" w:val="Normal"/>
+            </w:pPr>
+            <w:r>
+              <w:t>   847.00 [503.00, 1662.00]</w:t>
+            </w:r>
+          </w:p>
+        </w:tc>
+        <w:tc>
+          <w:p>
+            <w:pPr>
+              <w:pStyle w:stlname="Normal" w:val="Normal"/>
+            </w:pPr>
+            <w:r>
+              <w:t>   701.00 [488.50, 1478.50]</w:t>
+            </w:r>
+          </w:p>
+        </w:tc>
+        <w:tc>
+          <w:p>
+            <w:pPr>
+              <w:pStyle w:stlname="Normal" w:val="Normal"/>
+            </w:pPr>
+            <w:r>
+              <w:t>   785.00 [515.50, 2187.00]</w:t>
+            </w:r>
+          </w:p>
+        </w:tc>
+        <w:tc>
+          <w:p>
+            <w:pPr>
+              <w:pStyle w:stlname="Normal" w:val="Normal"/>
+            </w:pPr>
+            <w:r>
+              <w:t>   614.00 [604.50, 876.50]</w:t>
+            </w:r>
+          </w:p>
+        </w:tc>
+        <w:tc>
+          <w:p>
+            <w:pPr>
+              <w:pStyle w:stlname="Normal" w:val="Normal"/>
+            </w:pPr>
+            <w:r>
+              <w:t>   795.00 [294.00, 1273.50]</w:t>
+            </w:r>
+          </w:p>
+        </w:tc>
+        <w:tc>
+          <w:p>
+            <w:pPr>
+              <w:pStyle w:stlname="Normal" w:val="Normal"/>
+            </w:pPr>
+            <w:r>
+              <w:t>   448.00 [368.00, 1611.00]</w:t>
+            </w:r>
+          </w:p>
+        </w:tc>
+        <w:tc>
+          <w:p>
+            <w:pPr>
+              <w:pStyle w:stlname="Normal" w:val="Normal"/>
+            </w:pPr>
+            <w:r>
+              <w:t>  1326.00 [811.00, 1566.00]</w:t>
+            </w:r>
+          </w:p>
+        </w:tc>
+        <w:tc>
+          <w:p>
+            <w:pPr>
+              <w:pStyle w:stlname="Normal" w:val="Normal"/>
+            </w:pPr>
+            <w:r>
+              <w:t>   594.00 [412.50, 1621.50]</w:t>
+            </w:r>
+          </w:p>
+        </w:tc>
+        <w:tc>
+          <w:p>
+            <w:pPr>
+              <w:pStyle w:stlname="Normal" w:val="Normal"/>
+            </w:pPr>
+            <w:r>
+              <w:t>   506.50 [387.25, 758.25]</w:t>
+            </w:r>
+          </w:p>
+        </w:tc>
+        <w:tc>
+          <w:p>
+            <w:pPr>
+              <w:pStyle w:stlname="Normal" w:val="Normal"/>
+            </w:pPr>
+            <w:r>
+              <w:t> 0.293</w:t>
+            </w:r>
+          </w:p>
+        </w:tc>
+        <w:tc>
+          <w:p>
+            <w:pPr>
+              <w:pStyle w:stlname="Normal" w:val="Normal"/>
+            </w:pPr>
+            <w:r>
+              <w:t>nonnorm</w:t>
             </w:r>
           </w:p>
         </w:tc>
@@ -2278,8 +2272,7 @@
               <w:pStyle w:stlname="Normal" w:val="Normal"/>
             </w:pPr>
             <w:r>
-              <w:t>race list
-(%)</w:t>
+              <w:t>race list (%)</w:t>
             </w:r>
           </w:p>
         </w:tc>
@@ -2939,10 +2932,7 @@
               <w:pStyle w:stlname="Normal" w:val="Normal"/>
             </w:pPr>
             <w:r>
-              <w:t>history of
-neoadjuvant
-treatment
-(%)</w:t>
+              <w:t>history of neoadjuvant treatment (%)</w:t>
             </w:r>
           </w:p>
         </w:tc>
@@ -3338,130 +3328,127 @@
               <w:pStyle w:stlname="Normal" w:val="Normal"/>
             </w:pPr>
             <w:r>
-              <w:t>age at
-initial
-pathologic
-diagnosis</w:t>
-            </w:r>
-          </w:p>
-        </w:tc>
-        <w:tc>
-          <w:p>
-            <w:pPr>
-              <w:pStyle w:stlname="Normal" w:val="Normal"/>
-            </w:pPr>
-            <w:r>
-              <w:t/>
-            </w:r>
-          </w:p>
-        </w:tc>
-        <w:tc>
-          <w:p>
-            <w:pPr>
-              <w:pStyle w:stlname="Normal" w:val="Normal"/>
-            </w:pPr>
-            <w:r>
-              <w:t>    58.07 ± 12.49</w:t>
-            </w:r>
-          </w:p>
-        </w:tc>
-        <w:tc>
-          <w:p>
-            <w:pPr>
-              <w:pStyle w:stlname="Normal" w:val="Normal"/>
-            </w:pPr>
-            <w:r>
-              <w:t>    54.78 ± 12.37</w:t>
-            </w:r>
-          </w:p>
-        </w:tc>
-        <w:tc>
-          <w:p>
-            <w:pPr>
-              <w:pStyle w:stlname="Normal" w:val="Normal"/>
-            </w:pPr>
-            <w:r>
-              <w:t>    56.46 ± 14.78</w:t>
-            </w:r>
-          </w:p>
-        </w:tc>
-        <w:tc>
-          <w:p>
-            <w:pPr>
-              <w:pStyle w:stlname="Normal" w:val="Normal"/>
-            </w:pPr>
-            <w:r>
-              <w:t>    54.75 ± 19.36</w:t>
-            </w:r>
-          </w:p>
-        </w:tc>
-        <w:tc>
-          <w:p>
-            <w:pPr>
-              <w:pStyle w:stlname="Normal" w:val="Normal"/>
-            </w:pPr>
-            <w:r>
-              <w:t>    61.50 ± 10.82</w:t>
-            </w:r>
-          </w:p>
-        </w:tc>
-        <w:tc>
-          <w:p>
-            <w:pPr>
-              <w:pStyle w:stlname="Normal" w:val="Normal"/>
-            </w:pPr>
-            <w:r>
-              <w:t>    63.36 ± 21.25</w:t>
-            </w:r>
-          </w:p>
-        </w:tc>
-        <w:tc>
-          <w:p>
-            <w:pPr>
-              <w:pStyle w:stlname="Normal" w:val="Normal"/>
-            </w:pPr>
-            <w:r>
-              <w:t>    61.14 ± 10.48</w:t>
-            </w:r>
-          </w:p>
-        </w:tc>
-        <w:tc>
-          <w:p>
-            <w:pPr>
-              <w:pStyle w:stlname="Normal" w:val="Normal"/>
-            </w:pPr>
-            <w:r>
-              <w:t>    61.91 ± 11.63</w:t>
-            </w:r>
-          </w:p>
-        </w:tc>
-        <w:tc>
-          <w:p>
-            <w:pPr>
-              <w:pStyle w:stlname="Normal" w:val="Normal"/>
-            </w:pPr>
-            <w:r>
-              <w:t>    62.16 ± 13.17</w:t>
-            </w:r>
-          </w:p>
-        </w:tc>
-        <w:tc>
-          <w:p>
-            <w:pPr>
-              <w:pStyle w:stlname="Normal" w:val="Normal"/>
-            </w:pPr>
-            <w:r>
-              <w:t> 0.057</w:t>
-            </w:r>
-          </w:p>
-        </w:tc>
-        <w:tc>
-          <w:p>
-            <w:pPr>
-              <w:pStyle w:stlname="Normal" w:val="Normal"/>
-            </w:pPr>
-            <w:r>
-              <w:t/>
+              <w:t>age at initial pathologic diagnosis (median [IQR])</w:t>
+            </w:r>
+          </w:p>
+        </w:tc>
+        <w:tc>
+          <w:p>
+            <w:pPr>
+              <w:pStyle w:stlname="Normal" w:val="Normal"/>
+            </w:pPr>
+            <w:r>
+              <w:t/>
+            </w:r>
+          </w:p>
+        </w:tc>
+        <w:tc>
+          <w:p>
+            <w:pPr>
+              <w:pStyle w:stlname="Normal" w:val="Normal"/>
+            </w:pPr>
+            <w:r>
+              <w:t>    58.00 [48.00, 66.00]</w:t>
+            </w:r>
+          </w:p>
+        </w:tc>
+        <w:tc>
+          <w:p>
+            <w:pPr>
+              <w:pStyle w:stlname="Normal" w:val="Normal"/>
+            </w:pPr>
+            <w:r>
+              <w:t>    53.00 [47.00, 63.00]</w:t>
+            </w:r>
+          </w:p>
+        </w:tc>
+        <w:tc>
+          <w:p>
+            <w:pPr>
+              <w:pStyle w:stlname="Normal" w:val="Normal"/>
+            </w:pPr>
+            <w:r>
+              <w:t>    58.00 [45.00, 67.50]</w:t>
+            </w:r>
+          </w:p>
+        </w:tc>
+        <w:tc>
+          <w:p>
+            <w:pPr>
+              <w:pStyle w:stlname="Normal" w:val="Normal"/>
+            </w:pPr>
+            <w:r>
+              <w:t>    55.00 [38.50, 71.25]</w:t>
+            </w:r>
+          </w:p>
+        </w:tc>
+        <w:tc>
+          <w:p>
+            <w:pPr>
+              <w:pStyle w:stlname="Normal" w:val="Normal"/>
+            </w:pPr>
+            <w:r>
+              <w:t>    60.00 [53.00, 68.00]</w:t>
+            </w:r>
+          </w:p>
+        </w:tc>
+        <w:tc>
+          <w:p>
+            <w:pPr>
+              <w:pStyle w:stlname="Normal" w:val="Normal"/>
+            </w:pPr>
+            <w:r>
+              <w:t>    62.00 [51.50, 82.50]</w:t>
+            </w:r>
+          </w:p>
+        </w:tc>
+        <w:tc>
+          <w:p>
+            <w:pPr>
+              <w:pStyle w:stlname="Normal" w:val="Normal"/>
+            </w:pPr>
+            <w:r>
+              <w:t>    63.00 [58.50, 66.50]</w:t>
+            </w:r>
+          </w:p>
+        </w:tc>
+        <w:tc>
+          <w:p>
+            <w:pPr>
+              <w:pStyle w:stlname="Normal" w:val="Normal"/>
+            </w:pPr>
+            <w:r>
+              <w:t>    61.00 [53.75, 71.00]</w:t>
+            </w:r>
+          </w:p>
+        </w:tc>
+        <w:tc>
+          <w:p>
+            <w:pPr>
+              <w:pStyle w:stlname="Normal" w:val="Normal"/>
+            </w:pPr>
+            <w:r>
+              <w:t>    60.50 [53.25, 69.75]</w:t>
+            </w:r>
+          </w:p>
+        </w:tc>
+        <w:tc>
+          <w:p>
+            <w:pPr>
+              <w:pStyle w:stlname="Normal" w:val="Normal"/>
+            </w:pPr>
+            <w:r>
+              <w:t> 0.034</w:t>
+            </w:r>
+          </w:p>
+        </w:tc>
+        <w:tc>
+          <w:p>
+            <w:pPr>
+              <w:pStyle w:stlname="Normal" w:val="Normal"/>
+            </w:pPr>
+            <w:r>
+              <w:t>nonnorm</w:t>
             </w:r>
           </w:p>
         </w:tc>
@@ -3473,8 +3460,7 @@
               <w:pStyle w:stlname="Normal" w:val="Normal"/>
             </w:pPr>
             <w:r>
-              <w:t>ethnicity
-(%)</w:t>
+              <w:t>ethnicity (%)</w:t>
             </w:r>
           </w:p>
         </w:tc>
@@ -3870,11 +3856,7 @@
               <w:pStyle w:stlname="Normal" w:val="Normal"/>
             </w:pPr>
             <w:r>
-              <w:t>primary
-lymph node
-presentation
-assessment
-(%)</w:t>
+              <w:t>primary lymph node presentation assessment (%)</w:t>
             </w:r>
           </w:p>
         </w:tc>
@@ -4270,8 +4252,7 @@
               <w:pStyle w:stlname="Normal" w:val="Normal"/>
             </w:pPr>
             <w:r>
-              <w:t>histological
-type (%)</w:t>
+              <w:t>histological type (%)</w:t>
             </w:r>
           </w:p>
         </w:tc>
@@ -5459,8 +5440,7 @@
               <w:pStyle w:stlname="Normal" w:val="Normal"/>
             </w:pPr>
             <w:r>
-              <w:t>menopause
-status (%)</w:t>
+              <w:t>menopause status (%)</w:t>
             </w:r>
           </w:p>
         </w:tc>
@@ -6120,11 +6100,7 @@
               <w:pStyle w:stlname="Normal" w:val="Normal"/>
             </w:pPr>
             <w:r>
-              <w:t>breast
-carcinoma
-progesterone
-receptor
-status (%)</w:t>
+              <w:t>breast carcinoma progesterone receptor status (%)</w:t>
             </w:r>
           </w:p>
         </w:tc>
@@ -6652,11 +6628,7 @@
               <w:pStyle w:stlname="Normal" w:val="Normal"/>
             </w:pPr>
             <w:r>
-              <w:t>breast
-carcinoma
-estrogen
-receptor
-status (%)</w:t>
+              <w:t>breast carcinoma estrogen receptor status (%)</w:t>
             </w:r>
           </w:p>
         </w:tc>
@@ -7052,11 +7024,7 @@
               <w:pStyle w:stlname="Normal" w:val="Normal"/>
             </w:pPr>
             <w:r>
-              <w:t>lab proc
-her2 neu
-immunohistochemistry
-receptor
-status (%)</w:t>
+              <w:t>lab proc her2 neu immunohistochemistry receptor status (%)</w:t>
             </w:r>
           </w:p>
         </w:tc>
@@ -7716,130 +7684,127 @@
               <w:pStyle w:stlname="Normal" w:val="Normal"/>
             </w:pPr>
             <w:r>
-              <w:t>number of
-lymphnodes
-positive
-by ihc</w:t>
-            </w:r>
-          </w:p>
-        </w:tc>
-        <w:tc>
-          <w:p>
-            <w:pPr>
-              <w:pStyle w:stlname="Normal" w:val="Normal"/>
-            </w:pPr>
-            <w:r>
-              <w:t/>
-            </w:r>
-          </w:p>
-        </w:tc>
-        <w:tc>
-          <w:p>
-            <w:pPr>
-              <w:pStyle w:stlname="Normal" w:val="Normal"/>
-            </w:pPr>
-            <w:r>
-              <w:t>     0.30 ± 0.63</w:t>
-            </w:r>
-          </w:p>
-        </w:tc>
-        <w:tc>
-          <w:p>
-            <w:pPr>
-              <w:pStyle w:stlname="Normal" w:val="Normal"/>
-            </w:pPr>
-            <w:r>
-              <w:t>     0.06 ± 0.23</w:t>
-            </w:r>
-          </w:p>
-        </w:tc>
-        <w:tc>
-          <w:p>
-            <w:pPr>
-              <w:pStyle w:stlname="Normal" w:val="Normal"/>
-            </w:pPr>
-            <w:r>
-              <w:t>     0.22 ± 0.52</w:t>
-            </w:r>
-          </w:p>
-        </w:tc>
-        <w:tc>
-          <w:p>
-            <w:pPr>
-              <w:pStyle w:stlname="Normal" w:val="Normal"/>
-            </w:pPr>
-            <w:r>
-              <w:t>     0.00 ± 0.00</w:t>
-            </w:r>
-          </w:p>
-        </w:tc>
-        <w:tc>
-          <w:p>
-            <w:pPr>
-              <w:pStyle w:stlname="Normal" w:val="Normal"/>
-            </w:pPr>
-            <w:r>
-              <w:t>     0.00 ± 0.00</w:t>
-            </w:r>
-          </w:p>
-        </w:tc>
-        <w:tc>
-          <w:p>
-            <w:pPr>
-              <w:pStyle w:stlname="Normal" w:val="Normal"/>
-            </w:pPr>
-            <w:r>
-              <w:t>     0.00 ± 0.00</w:t>
-            </w:r>
-          </w:p>
-        </w:tc>
-        <w:tc>
-          <w:p>
-            <w:pPr>
-              <w:pStyle w:stlname="Normal" w:val="Normal"/>
-            </w:pPr>
-            <w:r>
-              <w:t>     0.67 ± 0.58</w:t>
-            </w:r>
-          </w:p>
-        </w:tc>
-        <w:tc>
-          <w:p>
-            <w:pPr>
-              <w:pStyle w:stlname="Normal" w:val="Normal"/>
-            </w:pPr>
-            <w:r>
-              <w:t>     0.00 ± 0.00</w:t>
-            </w:r>
-          </w:p>
-        </w:tc>
-        <w:tc>
-          <w:p>
-            <w:pPr>
-              <w:pStyle w:stlname="Normal" w:val="Normal"/>
-            </w:pPr>
-            <w:r>
-              <w:t>     0.50 ± 1.17</w:t>
-            </w:r>
-          </w:p>
-        </w:tc>
-        <w:tc>
-          <w:p>
-            <w:pPr>
-              <w:pStyle w:stlname="Normal" w:val="Normal"/>
-            </w:pPr>
-            <w:r>
-              <w:t>   NaN</w:t>
-            </w:r>
-          </w:p>
-        </w:tc>
-        <w:tc>
-          <w:p>
-            <w:pPr>
-              <w:pStyle w:stlname="Normal" w:val="Normal"/>
-            </w:pPr>
-            <w:r>
-              <w:t/>
+              <w:t>number of lymphnodes positive by ihc (median [IQR])</w:t>
+            </w:r>
+          </w:p>
+        </w:tc>
+        <w:tc>
+          <w:p>
+            <w:pPr>
+              <w:pStyle w:stlname="Normal" w:val="Normal"/>
+            </w:pPr>
+            <w:r>
+              <w:t/>
+            </w:r>
+          </w:p>
+        </w:tc>
+        <w:tc>
+          <w:p>
+            <w:pPr>
+              <w:pStyle w:stlname="Normal" w:val="Normal"/>
+            </w:pPr>
+            <w:r>
+              <w:t>     0.00 [0.00, 0.00]</w:t>
+            </w:r>
+          </w:p>
+        </w:tc>
+        <w:tc>
+          <w:p>
+            <w:pPr>
+              <w:pStyle w:stlname="Normal" w:val="Normal"/>
+            </w:pPr>
+            <w:r>
+              <w:t>     0.00 [0.00, 0.00]</w:t>
+            </w:r>
+          </w:p>
+        </w:tc>
+        <w:tc>
+          <w:p>
+            <w:pPr>
+              <w:pStyle w:stlname="Normal" w:val="Normal"/>
+            </w:pPr>
+            <w:r>
+              <w:t>     0.00 [0.00, 0.00]</w:t>
+            </w:r>
+          </w:p>
+        </w:tc>
+        <w:tc>
+          <w:p>
+            <w:pPr>
+              <w:pStyle w:stlname="Normal" w:val="Normal"/>
+            </w:pPr>
+            <w:r>
+              <w:t>     0.00 [0.00, 0.00]</w:t>
+            </w:r>
+          </w:p>
+        </w:tc>
+        <w:tc>
+          <w:p>
+            <w:pPr>
+              <w:pStyle w:stlname="Normal" w:val="Normal"/>
+            </w:pPr>
+            <w:r>
+              <w:t>     0.00 [0.00, 0.00]</w:t>
+            </w:r>
+          </w:p>
+        </w:tc>
+        <w:tc>
+          <w:p>
+            <w:pPr>
+              <w:pStyle w:stlname="Normal" w:val="Normal"/>
+            </w:pPr>
+            <w:r>
+              <w:t>     0.00 [0.00, 0.00]</w:t>
+            </w:r>
+          </w:p>
+        </w:tc>
+        <w:tc>
+          <w:p>
+            <w:pPr>
+              <w:pStyle w:stlname="Normal" w:val="Normal"/>
+            </w:pPr>
+            <w:r>
+              <w:t>     1.00 [0.50, 1.00]</w:t>
+            </w:r>
+          </w:p>
+        </w:tc>
+        <w:tc>
+          <w:p>
+            <w:pPr>
+              <w:pStyle w:stlname="Normal" w:val="Normal"/>
+            </w:pPr>
+            <w:r>
+              <w:t>     0.00 [0.00, 0.00]</w:t>
+            </w:r>
+          </w:p>
+        </w:tc>
+        <w:tc>
+          <w:p>
+            <w:pPr>
+              <w:pStyle w:stlname="Normal" w:val="Normal"/>
+            </w:pPr>
+            <w:r>
+              <w:t>     0.00 [0.00, 0.25]</w:t>
+            </w:r>
+          </w:p>
+        </w:tc>
+        <w:tc>
+          <w:p>
+            <w:pPr>
+              <w:pStyle w:stlname="Normal" w:val="Normal"/>
+            </w:pPr>
+            <w:r>
+              <w:t> 0.061</w:t>
+            </w:r>
+          </w:p>
+        </w:tc>
+        <w:tc>
+          <w:p>
+            <w:pPr>
+              <w:pStyle w:stlname="Normal" w:val="Normal"/>
+            </w:pPr>
+            <w:r>
+              <w:t>nonnorm</w:t>
             </w:r>
           </w:p>
         </w:tc>
@@ -7851,130 +7816,127 @@
               <w:pStyle w:stlname="Normal" w:val="Normal"/>
             </w:pPr>
             <w:r>
-              <w:t>number of
-lymphnodes
-positive
-by he</w:t>
-            </w:r>
-          </w:p>
-        </w:tc>
-        <w:tc>
-          <w:p>
-            <w:pPr>
-              <w:pStyle w:stlname="Normal" w:val="Normal"/>
-            </w:pPr>
-            <w:r>
-              <w:t/>
-            </w:r>
-          </w:p>
-        </w:tc>
-        <w:tc>
-          <w:p>
-            <w:pPr>
-              <w:pStyle w:stlname="Normal" w:val="Normal"/>
-            </w:pPr>
-            <w:r>
-              <w:t>     2.70 ± 4.85</w:t>
-            </w:r>
-          </w:p>
-        </w:tc>
-        <w:tc>
-          <w:p>
-            <w:pPr>
-              <w:pStyle w:stlname="Normal" w:val="Normal"/>
-            </w:pPr>
-            <w:r>
-              <w:t>     1.64 ± 3.60</w:t>
-            </w:r>
-          </w:p>
-        </w:tc>
-        <w:tc>
-          <w:p>
-            <w:pPr>
-              <w:pStyle w:stlname="Normal" w:val="Normal"/>
-            </w:pPr>
-            <w:r>
-              <w:t>     2.68 ± 4.22</w:t>
-            </w:r>
-          </w:p>
-        </w:tc>
-        <w:tc>
-          <w:p>
-            <w:pPr>
-              <w:pStyle w:stlname="Normal" w:val="Normal"/>
-            </w:pPr>
-            <w:r>
-              <w:t>     1.25 ± 1.50</w:t>
-            </w:r>
-          </w:p>
-        </w:tc>
-        <w:tc>
-          <w:p>
-            <w:pPr>
-              <w:pStyle w:stlname="Normal" w:val="Normal"/>
-            </w:pPr>
-            <w:r>
-              <w:t>     0.94 ± 1.44</w:t>
-            </w:r>
-          </w:p>
-        </w:tc>
-        <w:tc>
-          <w:p>
-            <w:pPr>
-              <w:pStyle w:stlname="Normal" w:val="Normal"/>
-            </w:pPr>
-            <w:r>
-              <w:t>     4.33 ± 7.55</w:t>
-            </w:r>
-          </w:p>
-        </w:tc>
-        <w:tc>
-          <w:p>
-            <w:pPr>
-              <w:pStyle w:stlname="Normal" w:val="Normal"/>
-            </w:pPr>
-            <w:r>
-              <w:t>     1.14 ± 2.19</w:t>
-            </w:r>
-          </w:p>
-        </w:tc>
-        <w:tc>
-          <w:p>
-            <w:pPr>
-              <w:pStyle w:stlname="Normal" w:val="Normal"/>
-            </w:pPr>
-            <w:r>
-              <w:t>     3.76 ± 7.05</w:t>
-            </w:r>
-          </w:p>
-        </w:tc>
-        <w:tc>
-          <w:p>
-            <w:pPr>
-              <w:pStyle w:stlname="Normal" w:val="Normal"/>
-            </w:pPr>
-            <w:r>
-              <w:t>     3.03 ± 5.60</w:t>
-            </w:r>
-          </w:p>
-        </w:tc>
-        <w:tc>
-          <w:p>
-            <w:pPr>
-              <w:pStyle w:stlname="Normal" w:val="Normal"/>
-            </w:pPr>
-            <w:r>
-              <w:t> 0.022</w:t>
-            </w:r>
-          </w:p>
-        </w:tc>
-        <w:tc>
-          <w:p>
-            <w:pPr>
-              <w:pStyle w:stlname="Normal" w:val="Normal"/>
-            </w:pPr>
-            <w:r>
-              <w:t/>
+              <w:t>number of lymphnodes positive by he (median [IQR])</w:t>
+            </w:r>
+          </w:p>
+        </w:tc>
+        <w:tc>
+          <w:p>
+            <w:pPr>
+              <w:pStyle w:stlname="Normal" w:val="Normal"/>
+            </w:pPr>
+            <w:r>
+              <w:t/>
+            </w:r>
+          </w:p>
+        </w:tc>
+        <w:tc>
+          <w:p>
+            <w:pPr>
+              <w:pStyle w:stlname="Normal" w:val="Normal"/>
+            </w:pPr>
+            <w:r>
+              <w:t>     1.00 [0.00, 3.00]</w:t>
+            </w:r>
+          </w:p>
+        </w:tc>
+        <w:tc>
+          <w:p>
+            <w:pPr>
+              <w:pStyle w:stlname="Normal" w:val="Normal"/>
+            </w:pPr>
+            <w:r>
+              <w:t>     0.00 [0.00, 2.00]</w:t>
+            </w:r>
+          </w:p>
+        </w:tc>
+        <w:tc>
+          <w:p>
+            <w:pPr>
+              <w:pStyle w:stlname="Normal" w:val="Normal"/>
+            </w:pPr>
+            <w:r>
+              <w:t>     1.00 [0.00, 4.00]</w:t>
+            </w:r>
+          </w:p>
+        </w:tc>
+        <w:tc>
+          <w:p>
+            <w:pPr>
+              <w:pStyle w:stlname="Normal" w:val="Normal"/>
+            </w:pPr>
+            <w:r>
+              <w:t>     1.00 [0.00, 2.25]</w:t>
+            </w:r>
+          </w:p>
+        </w:tc>
+        <w:tc>
+          <w:p>
+            <w:pPr>
+              <w:pStyle w:stlname="Normal" w:val="Normal"/>
+            </w:pPr>
+            <w:r>
+              <w:t>     0.00 [0.00, 1.00]</w:t>
+            </w:r>
+          </w:p>
+        </w:tc>
+        <w:tc>
+          <w:p>
+            <w:pPr>
+              <w:pStyle w:stlname="Normal" w:val="Normal"/>
+            </w:pPr>
+            <w:r>
+              <w:t>     0.00 [0.00, 4.00]</w:t>
+            </w:r>
+          </w:p>
+        </w:tc>
+        <w:tc>
+          <w:p>
+            <w:pPr>
+              <w:pStyle w:stlname="Normal" w:val="Normal"/>
+            </w:pPr>
+            <w:r>
+              <w:t>     0.00 [0.00, 1.00]</w:t>
+            </w:r>
+          </w:p>
+        </w:tc>
+        <w:tc>
+          <w:p>
+            <w:pPr>
+              <w:pStyle w:stlname="Normal" w:val="Normal"/>
+            </w:pPr>
+            <w:r>
+              <w:t>     2.00 [0.00, 5.00]</w:t>
+            </w:r>
+          </w:p>
+        </w:tc>
+        <w:tc>
+          <w:p>
+            <w:pPr>
+              <w:pStyle w:stlname="Normal" w:val="Normal"/>
+            </w:pPr>
+            <w:r>
+              <w:t>     1.00 [0.00, 3.00]</w:t>
+            </w:r>
+          </w:p>
+        </w:tc>
+        <w:tc>
+          <w:p>
+            <w:pPr>
+              <w:pStyle w:stlname="Normal" w:val="Normal"/>
+            </w:pPr>
+            <w:r>
+              <w:t> 0.036</w:t>
+            </w:r>
+          </w:p>
+        </w:tc>
+        <w:tc>
+          <w:p>
+            <w:pPr>
+              <w:pStyle w:stlname="Normal" w:val="Normal"/>
+            </w:pPr>
+            <w:r>
+              <w:t>nonnorm</w:t>
             </w:r>
           </w:p>
         </w:tc>
@@ -7986,11 +7948,7 @@
               <w:pStyle w:stlname="Normal" w:val="Normal"/>
             </w:pPr>
             <w:r>
-              <w:t>er level
-cell
-percentage
-category
-(%)</w:t>
+              <w:t>er level cell percentage category (%)</w:t>
             </w:r>
           </w:p>
         </w:tc>
@@ -9442,12 +9400,7 @@
               <w:pStyle w:stlname="Normal" w:val="Normal"/>
             </w:pPr>
             <w:r>
-              <w:t>progesterone
-receptor
-level cell
-percent
-category
-(%)</w:t>
+              <w:t>progesterone receptor level cell percent category (%)</w:t>
             </w:r>
           </w:p>
         </w:tc>
@@ -10899,10 +10852,7 @@
               <w:pStyle w:stlname="Normal" w:val="Normal"/>
             </w:pPr>
             <w:r>
-              <w:t>distant
-metastasis
-present
-ind2 (%)</w:t>
+              <w:t>distant metastasis present ind2 (%)</w:t>
             </w:r>
           </w:p>
         </w:tc>
@@ -11298,10 +11248,7 @@
               <w:pStyle w:stlname="Normal" w:val="Normal"/>
             </w:pPr>
             <w:r>
-              <w:t>stage
-event
-pathologic
-stage (%)</w:t>
+              <w:t>stage event pathologic stage (%)</w:t>
             </w:r>
           </w:p>
         </w:tc>
